--- a/docs/battery/รายงานการทำงานแบตเตอรี่_LiPo_802540.docx
+++ b/docs/battery/รายงานการทำงานแบตเตอรี่_LiPo_802540.docx
@@ -3624,10 +3624,10 @@
         </w:tblBorders>
       </w:tblPr>
       <w:tblGrid>
-        <w:gridCol w:w="608"/>
-        <w:gridCol w:w="3712"/>
-        <w:gridCol w:w="2336"/>
-        <w:gridCol w:w="2414"/>
+        <w:gridCol w:w="568"/>
+        <w:gridCol w:w="4061"/>
+        <w:gridCol w:w="2184"/>
+        <w:gridCol w:w="2257"/>
       </w:tblGrid>
       <w:tr>
         <w:trPr>
@@ -3635,7 +3635,7 @@
         </w:trPr>
         <w:tc>
           <w:tcPr>
-            <w:tcW w:type="dxa" w:w="608"/>
+            <w:tcW w:type="dxa" w:w="568"/>
           </w:tcPr>
           <w:p>
             <w:pPr>
@@ -3652,7 +3652,7 @@
         </w:tc>
         <w:tc>
           <w:tcPr>
-            <w:tcW w:type="dxa" w:w="3712"/>
+            <w:tcW w:type="dxa" w:w="4061"/>
           </w:tcPr>
           <w:p>
             <w:pPr>
@@ -3669,7 +3669,7 @@
         </w:tc>
         <w:tc>
           <w:tcPr>
-            <w:tcW w:type="dxa" w:w="2336"/>
+            <w:tcW w:type="dxa" w:w="2184"/>
           </w:tcPr>
           <w:p>
             <w:pPr>
@@ -3686,7 +3686,7 @@
         </w:tc>
         <w:tc>
           <w:tcPr>
-            <w:tcW w:type="dxa" w:w="2414"/>
+            <w:tcW w:type="dxa" w:w="2257"/>
           </w:tcPr>
           <w:p>
             <w:pPr>
@@ -3705,7 +3705,7 @@
       <w:tr>
         <w:tc>
           <w:tcPr>
-            <w:tcW w:type="dxa" w:w="608"/>
+            <w:tcW w:type="dxa" w:w="568"/>
           </w:tcPr>
           <w:p>
             <w:pPr>
@@ -3719,21 +3719,31 @@
         </w:tc>
         <w:tc>
           <w:tcPr>
-            <w:tcW w:type="dxa" w:w="3712"/>
-          </w:tcPr>
-          <w:p>
-            <w:pPr>
-              <w:pStyle w:val="Compact"/>
-              <w:jc w:val="left"/>
-            </w:pPr>
-            <w:r>
-              <w:t xml:space="preserve">สูตรเปอร์เซ็นต์เป็นเส้นตรง 3.2–4.2 V แต่เส้นโค้งจริงไม่เป็นเส้นตรง (รูปที่ 1) ที่ 3.70 V แสดง 50 % ของจริง ≈ 13 % ที่ 3.80 V แสดง 60 % ของจริง ≈ 43 %</w:t>
-            </w:r>
-          </w:p>
-        </w:tc>
-        <w:tc>
-          <w:tcPr>
-            <w:tcW w:type="dxa" w:w="2336"/>
+            <w:tcW w:type="dxa" w:w="4061"/>
+          </w:tcPr>
+          <w:p>
+            <w:pPr>
+              <w:pStyle w:val="Compact"/>
+              <w:jc w:val="left"/>
+            </w:pPr>
+            <w:r>
+              <w:rPr>
+                <w:bCs/>
+                <w:b/>
+              </w:rPr>
+              <w:t xml:space="preserve">แก้แล้วใน Host 4.9.2-OLED / 4.9.2-TFT / 4.10.2-TOUCH</w:t>
+            </w:r>
+            <w:r>
+              <w:t xml:space="preserve"> </w:t>
+            </w:r>
+            <w:r>
+              <w:t xml:space="preserve">— สูตรเปอร์เซ็นต์เป็นเส้นตรง 3.2–4.2 V แต่เส้นโค้งจริงไม่เป็นเส้นตรง (รูปที่ 1) ที่ 3.70 V แสดง 50 % ของจริง ≈ 13 % ที่ 3.80 V แสดง 60 % ของจริง ≈ 43 %</w:t>
+            </w:r>
+          </w:p>
+        </w:tc>
+        <w:tc>
+          <w:tcPr>
+            <w:tcW w:type="dxa" w:w="2184"/>
           </w:tcPr>
           <w:p>
             <w:pPr>
@@ -3756,7 +3766,7 @@
         </w:tc>
         <w:tc>
           <w:tcPr>
-            <w:tcW w:type="dxa" w:w="2414"/>
+            <w:tcW w:type="dxa" w:w="2257"/>
           </w:tcPr>
           <w:p>
             <w:pPr>
@@ -3790,7 +3800,7 @@
       <w:tr>
         <w:tc>
           <w:tcPr>
-            <w:tcW w:type="dxa" w:w="608"/>
+            <w:tcW w:type="dxa" w:w="568"/>
           </w:tcPr>
           <w:p>
             <w:pPr>
@@ -3804,7 +3814,7 @@
         </w:tc>
         <w:tc>
           <w:tcPr>
-            <w:tcW w:type="dxa" w:w="3712"/>
+            <w:tcW w:type="dxa" w:w="4061"/>
           </w:tcPr>
           <w:p>
             <w:pPr>
@@ -3848,7 +3858,7 @@
         </w:tc>
         <w:tc>
           <w:tcPr>
-            <w:tcW w:type="dxa" w:w="2336"/>
+            <w:tcW w:type="dxa" w:w="2184"/>
           </w:tcPr>
           <w:p>
             <w:pPr>
@@ -3877,7 +3887,7 @@
         </w:tc>
         <w:tc>
           <w:tcPr>
-            <w:tcW w:type="dxa" w:w="2414"/>
+            <w:tcW w:type="dxa" w:w="2257"/>
           </w:tcPr>
           <w:p>
             <w:pPr>
@@ -3893,7 +3903,7 @@
       <w:tr>
         <w:tc>
           <w:tcPr>
-            <w:tcW w:type="dxa" w:w="608"/>
+            <w:tcW w:type="dxa" w:w="568"/>
           </w:tcPr>
           <w:p>
             <w:pPr>
@@ -3907,7 +3917,7 @@
         </w:tc>
         <w:tc>
           <w:tcPr>
-            <w:tcW w:type="dxa" w:w="3712"/>
+            <w:tcW w:type="dxa" w:w="4061"/>
           </w:tcPr>
           <w:p>
             <w:pPr>
@@ -3921,7 +3931,7 @@
         </w:tc>
         <w:tc>
           <w:tcPr>
-            <w:tcW w:type="dxa" w:w="2336"/>
+            <w:tcW w:type="dxa" w:w="2184"/>
           </w:tcPr>
           <w:p>
             <w:pPr>
@@ -3935,7 +3945,7 @@
         </w:tc>
         <w:tc>
           <w:tcPr>
-            <w:tcW w:type="dxa" w:w="2414"/>
+            <w:tcW w:type="dxa" w:w="2257"/>
           </w:tcPr>
           <w:p>
             <w:pPr>
@@ -3951,7 +3961,7 @@
       <w:tr>
         <w:tc>
           <w:tcPr>
-            <w:tcW w:type="dxa" w:w="608"/>
+            <w:tcW w:type="dxa" w:w="568"/>
           </w:tcPr>
           <w:p>
             <w:pPr>
@@ -3965,7 +3975,7 @@
         </w:tc>
         <w:tc>
           <w:tcPr>
-            <w:tcW w:type="dxa" w:w="3712"/>
+            <w:tcW w:type="dxa" w:w="4061"/>
           </w:tcPr>
           <w:p>
             <w:pPr>
@@ -3994,7 +4004,7 @@
         </w:tc>
         <w:tc>
           <w:tcPr>
-            <w:tcW w:type="dxa" w:w="2336"/>
+            <w:tcW w:type="dxa" w:w="2184"/>
           </w:tcPr>
           <w:p>
             <w:pPr>
@@ -4035,7 +4045,7 @@
         </w:tc>
         <w:tc>
           <w:tcPr>
-            <w:tcW w:type="dxa" w:w="2414"/>
+            <w:tcW w:type="dxa" w:w="2257"/>
           </w:tcPr>
           <w:p>
             <w:pPr>
@@ -4051,7 +4061,7 @@
       <w:tr>
         <w:tc>
           <w:tcPr>
-            <w:tcW w:type="dxa" w:w="608"/>
+            <w:tcW w:type="dxa" w:w="568"/>
           </w:tcPr>
           <w:p>
             <w:pPr>
@@ -4065,7 +4075,7 @@
         </w:tc>
         <w:tc>
           <w:tcPr>
-            <w:tcW w:type="dxa" w:w="3712"/>
+            <w:tcW w:type="dxa" w:w="4061"/>
           </w:tcPr>
           <w:p>
             <w:pPr>
@@ -4079,7 +4089,7 @@
         </w:tc>
         <w:tc>
           <w:tcPr>
-            <w:tcW w:type="dxa" w:w="2336"/>
+            <w:tcW w:type="dxa" w:w="2184"/>
           </w:tcPr>
           <w:p>
             <w:pPr>
@@ -4096,7 +4106,7 @@
         </w:tc>
         <w:tc>
           <w:tcPr>
-            <w:tcW w:type="dxa" w:w="2414"/>
+            <w:tcW w:type="dxa" w:w="2257"/>
           </w:tcPr>
           <w:p>
             <w:pPr>
@@ -4112,7 +4122,7 @@
       <w:tr>
         <w:tc>
           <w:tcPr>
-            <w:tcW w:type="dxa" w:w="608"/>
+            <w:tcW w:type="dxa" w:w="568"/>
           </w:tcPr>
           <w:p>
             <w:pPr>
@@ -4126,7 +4136,7 @@
         </w:tc>
         <w:tc>
           <w:tcPr>
-            <w:tcW w:type="dxa" w:w="3712"/>
+            <w:tcW w:type="dxa" w:w="4061"/>
           </w:tcPr>
           <w:p>
             <w:pPr>
@@ -4140,7 +4150,7 @@
         </w:tc>
         <w:tc>
           <w:tcPr>
-            <w:tcW w:type="dxa" w:w="2336"/>
+            <w:tcW w:type="dxa" w:w="2184"/>
           </w:tcPr>
           <w:p>
             <w:pPr>
@@ -4169,7 +4179,7 @@
         </w:tc>
         <w:tc>
           <w:tcPr>
-            <w:tcW w:type="dxa" w:w="2414"/>
+            <w:tcW w:type="dxa" w:w="2257"/>
           </w:tcPr>
           <w:p>
             <w:pPr>
@@ -4455,7 +4465,47 @@
         <w:t xml:space="preserve"> </w:t>
       </w:r>
       <w:r>
-        <w:t xml:space="preserve">ระหว่างจุด ใช้ฟังก์ชันเดียวกันทุกสาย</w:t>
+        <w:t xml:space="preserve">ระหว่างจุด ใช้ฟังก์ชันเดียวกันทุกสาย —</w:t>
+      </w:r>
+      <w:r>
+        <w:t xml:space="preserve"> </w:t>
+      </w:r>
+      <w:r>
+        <w:rPr>
+          <w:bCs/>
+          <w:b/>
+        </w:rPr>
+        <w:t xml:space="preserve">ทำแล้วฝั่ง Host ทั้งสามรุ่นจอ</w:t>
+      </w:r>
+      <w:r>
+        <w:t xml:space="preserve"> </w:t>
+      </w:r>
+      <w:r>
+        <w:t xml:space="preserve">(</w:t>
+      </w:r>
+      <w:r>
+        <w:rPr>
+          <w:rStyle w:val="VerbatimChar"/>
+        </w:rPr>
+        <w:t xml:space="preserve">calculateBatteryPct()</w:t>
+      </w:r>
+      <w:r>
+        <w:t xml:space="preserve"> </w:t>
+      </w:r>
+      <w:r>
+        <w:t xml:space="preserve">ตรวจด้วย</w:t>
+      </w:r>
+      <w:r>
+        <w:t xml:space="preserve"> </w:t>
+      </w:r>
+      <w:r>
+        <w:rPr>
+          <w:rStyle w:val="VerbatimChar"/>
+        </w:rPr>
+        <w:t xml:space="preserve">bash tools/battery-pct-test/run.sh</w:t>
+      </w:r>
+      <w:r>
+        <w:t xml:space="preserve">) ยังเหลือสาย Station-C3-OLED ที่ใช้เส้นตรง 3.30–4.20 V</w:t>
       </w:r>
     </w:p>
     <w:p>

--- a/docs/battery/รายงานการทำงานแบตเตอรี่_LiPo_802540.docx
+++ b/docs/battery/รายงานการทำงานแบตเตอรี่_LiPo_802540.docx
@@ -4144,7 +4144,17 @@
               <w:jc w:val="left"/>
             </w:pPr>
             <w:r>
-              <w:t xml:space="preserve">สองสายใช้ช่วงเส้นตรงต่างกัน (Host 3.2 V, C3 3.3 V)</w:t>
+              <w:rPr>
+                <w:bCs/>
+                <w:b/>
+              </w:rPr>
+              <w:t xml:space="preserve">แก้แล้วใน Station-C3-OLED 1.3.2-C3</w:t>
+            </w:r>
+            <w:r>
+              <w:t xml:space="preserve"> </w:t>
+            </w:r>
+            <w:r>
+              <w:t xml:space="preserve">— สองสายใช้ช่วงเส้นตรงต่างกัน (Host 3.2 V, C3 3.3 V)</w:t>
             </w:r>
           </w:p>
         </w:tc>
@@ -4505,7 +4515,23 @@
         <w:t xml:space="preserve">bash tools/battery-pct-test/run.sh</w:t>
       </w:r>
       <w:r>
-        <w:t xml:space="preserve">) ยังเหลือสาย Station-C3-OLED ที่ใช้เส้นตรง 3.30–4.20 V</w:t>
+        <w:t xml:space="preserve">) และ</w:t>
+      </w:r>
+      <w:r>
+        <w:t xml:space="preserve"> </w:t>
+      </w:r>
+      <w:r>
+        <w:rPr>
+          <w:bCs/>
+          <w:b/>
+        </w:rPr>
+        <w:t xml:space="preserve">สาย Station-C3-OLED 1.3.2-C3</w:t>
+      </w:r>
+      <w:r>
+        <w:t xml:space="preserve"> </w:t>
+      </w:r>
+      <w:r>
+        <w:t xml:space="preserve">ใช้ตารางและฟังก์ชันชุดเดียวกันแล้ว</w:t>
       </w:r>
     </w:p>
     <w:p>

--- a/docs/battery/รายงานการทำงานแบตเตอรี่_LiPo_802540.docx
+++ b/docs/battery/รายงานการทำงานแบตเตอรี่_LiPo_802540.docx
@@ -3925,7 +3925,17 @@
               <w:jc w:val="left"/>
             </w:pPr>
             <w:r>
-              <w:t xml:space="preserve">ไม่มีการแจ้งเตือนแบตต่ำทั้งฝั่ง Station และ Host มีเพียงตัวเลขบนหน้าจอ</w:t>
+              <w:rPr>
+                <w:bCs/>
+                <w:b/>
+              </w:rPr>
+              <w:t xml:space="preserve">แก้แล้วใน Host 4.10.0-OLED / 4.10.0-TFT / 4.11.0-TOUCH และ Station-C3-OLED 1.4.0-C3</w:t>
+            </w:r>
+            <w:r>
+              <w:t xml:space="preserve"> </w:t>
+            </w:r>
+            <w:r>
+              <w:t xml:space="preserve">(ยังไม่มีการปิดเครื่องอัตโนมัติ) — ไม่มีการแจ้งเตือนแบตต่ำทั้งฝั่ง Station และ Host มีเพียงตัวเลขบนหน้าจอ</w:t>
             </w:r>
           </w:p>
         </w:tc>
@@ -4083,7 +4093,17 @@
               <w:jc w:val="left"/>
             </w:pPr>
             <w:r>
-              <w:t xml:space="preserve">Host อ่าน ADC ค่าเดียวต่อรอบ ไม่เฉลี่ย (Station เฉลี่ย 8 ค่า)</w:t>
+              <w:rPr>
+                <w:bCs/>
+                <w:b/>
+              </w:rPr>
+              <w:t xml:space="preserve">แก้แล้วใน Host รุ่นเดียวกัน</w:t>
+            </w:r>
+            <w:r>
+              <w:t xml:space="preserve"> </w:t>
+            </w:r>
+            <w:r>
+              <w:t xml:space="preserve">(เฉลี่ย 8 ค่า) — Host อ่าน ADC ค่าเดียวต่อรอบ ไม่เฉลี่ย (Station เฉลี่ย 8 ค่า)</w:t>
             </w:r>
           </w:p>
         </w:tc>
@@ -4662,6 +4682,412 @@
     <w:p>
       <w:pPr>
         <w:pStyle w:val="FirstParagraph"/>
+      </w:pPr>
+      <w:r>
+        <w:rPr>
+          <w:bCs/>
+          <w:b/>
+        </w:rPr>
+        <w:t xml:space="preserve">สถานะ ข้อ 4–5:</w:t>
+      </w:r>
+      <w:r>
+        <w:t xml:space="preserve"> </w:t>
+      </w:r>
+      <w:r>
+        <w:t xml:space="preserve">ทำแล้วใน Host 4.10.0-OLED / 4.10.0-TFT / 4.11.0-TOUCH และ Station-C3-OLED 1.4.0-C3</w:t>
+      </w:r>
+      <w:r>
+        <w:t xml:space="preserve"> </w:t>
+      </w:r>
+      <w:r>
+        <w:t xml:space="preserve">ด้วยฟังก์ชัน</w:t>
+      </w:r>
+      <w:r>
+        <w:t xml:space="preserve"> </w:t>
+      </w:r>
+      <w:r>
+        <w:rPr>
+          <w:rStyle w:val="VerbatimChar"/>
+        </w:rPr>
+        <w:t xml:space="preserve">batteryAlertState()</w:t>
+      </w:r>
+      <w:r>
+        <w:t xml:space="preserve"> </w:t>
+      </w:r>
+      <w:r>
+        <w:t xml:space="preserve">ชุดเดียวกันทุกสาย เกณฑ์ 3.70 V (ต่ำ) และ 3.50 V (วิกฤต) ค่าหน่วง 0.05 V</w:t>
+      </w:r>
+    </w:p>
+    <w:tbl>
+      <w:tblPr>
+        <w:tblStyle w:val="Table"/>
+        <w:tblW w:type="pct" w:w="5000"/>
+        <w:tblLook w:firstRow="1" w:lastRow="0" w:firstColumn="0" w:lastColumn="0" w:noHBand="0" w:noVBand="0" w:val="0020"/>
+        <w:jc w:val="start"/>
+        <w:tblLayout w:type="fixed"/>
+        <w:tblBorders>
+          <w:top w:val="single" w:sz="4" w:color="A0A0A0"/>
+          <w:left w:val="single" w:sz="4" w:color="A0A0A0"/>
+          <w:bottom w:val="single" w:sz="4" w:color="A0A0A0"/>
+          <w:right w:val="single" w:sz="4" w:color="A0A0A0"/>
+          <w:insideH w:val="single" w:sz="4" w:color="A0A0A0"/>
+          <w:insideV w:val="single" w:sz="4" w:color="A0A0A0"/>
+        </w:tblBorders>
+      </w:tblPr>
+      <w:tblGrid>
+        <w:gridCol w:w="2050"/>
+        <w:gridCol w:w="4361"/>
+        <w:gridCol w:w="2660"/>
+      </w:tblGrid>
+      <w:tr>
+        <w:trPr>
+          <w:tblHeader w:val="true"/>
+        </w:trPr>
+        <w:tc>
+          <w:tcPr>
+            <w:tcW w:type="dxa" w:w="2050"/>
+          </w:tcPr>
+          <w:p>
+            <w:pPr>
+              <w:pStyle w:val="Compact"/>
+              <w:jc w:val="left"/>
+            </w:pPr>
+            <w:r>
+              <w:rPr>
+                <w:b/>
+              </w:rPr>
+              <w:t xml:space="preserve">เครื่อง</w:t>
+            </w:r>
+          </w:p>
+        </w:tc>
+        <w:tc>
+          <w:tcPr>
+            <w:tcW w:type="dxa" w:w="4361"/>
+          </w:tcPr>
+          <w:p>
+            <w:pPr>
+              <w:pStyle w:val="Compact"/>
+              <w:jc w:val="left"/>
+            </w:pPr>
+            <w:r>
+              <w:rPr>
+                <w:b/>
+              </w:rPr>
+              <w:t xml:space="preserve">แบตต่ำ</w:t>
+            </w:r>
+          </w:p>
+        </w:tc>
+        <w:tc>
+          <w:tcPr>
+            <w:tcW w:type="dxa" w:w="2660"/>
+          </w:tcPr>
+          <w:p>
+            <w:pPr>
+              <w:pStyle w:val="Compact"/>
+              <w:jc w:val="left"/>
+            </w:pPr>
+            <w:r>
+              <w:rPr>
+                <w:b/>
+              </w:rPr>
+              <w:t xml:space="preserve">แบตวิกฤต</w:t>
+            </w:r>
+          </w:p>
+        </w:tc>
+      </w:tr>
+      <w:tr>
+        <w:tc>
+          <w:tcPr>
+            <w:tcW w:type="dxa" w:w="2050"/>
+          </w:tcPr>
+          <w:p>
+            <w:pPr>
+              <w:pStyle w:val="Compact"/>
+              <w:jc w:val="left"/>
+            </w:pPr>
+            <w:r>
+              <w:t xml:space="preserve">Host OLED</w:t>
+            </w:r>
+          </w:p>
+        </w:tc>
+        <w:tc>
+          <w:tcPr>
+            <w:tcW w:type="dxa" w:w="4361"/>
+          </w:tcPr>
+          <w:p>
+            <w:pPr>
+              <w:pStyle w:val="Compact"/>
+              <w:jc w:val="left"/>
+            </w:pPr>
+            <w:r>
+              <w:t xml:space="preserve">หัวจอ: นาฬิกาสลับกับ LOW BAT / ป้ายเตียง LOW BAT, BATT / แถบล่างบอกเตียงและเปอร์เซ็นต์</w:t>
+            </w:r>
+          </w:p>
+        </w:tc>
+        <w:tc>
+          <w:tcPr>
+            <w:tcW w:type="dxa" w:w="2660"/>
+          </w:tcPr>
+          <w:p>
+            <w:pPr>
+              <w:pStyle w:val="Compact"/>
+              <w:jc w:val="left"/>
+            </w:pPr>
+            <w:r>
+              <w:t xml:space="preserve">LOW BAT ค้างบนหัวจอ</w:t>
+            </w:r>
+          </w:p>
+        </w:tc>
+      </w:tr>
+      <w:tr>
+        <w:tc>
+          <w:tcPr>
+            <w:tcW w:type="dxa" w:w="2050"/>
+          </w:tcPr>
+          <w:p>
+            <w:pPr>
+              <w:pStyle w:val="Compact"/>
+              <w:jc w:val="left"/>
+            </w:pPr>
+            <w:r>
+              <w:t xml:space="preserve">Host TFT / จอสัมผัส</w:t>
+            </w:r>
+          </w:p>
+        </w:tc>
+        <w:tc>
+          <w:tcPr>
+            <w:tcW w:type="dxa" w:w="4361"/>
+          </w:tcPr>
+          <w:p>
+            <w:pPr>
+              <w:pStyle w:val="Compact"/>
+              <w:jc w:val="left"/>
+            </w:pPr>
+            <w:r>
+              <w:t xml:space="preserve">ไอคอนแบตสีแดง / คำสถานะเตียง LOW BATT สีเหลือง</w:t>
+            </w:r>
+          </w:p>
+        </w:tc>
+        <w:tc>
+          <w:tcPr>
+            <w:tcW w:type="dxa" w:w="2660"/>
+          </w:tcPr>
+          <w:p>
+            <w:pPr>
+              <w:pStyle w:val="Compact"/>
+              <w:jc w:val="left"/>
+            </w:pPr>
+            <w:r>
+              <w:t xml:space="preserve">เหมือนแบตต่ำ</w:t>
+            </w:r>
+          </w:p>
+        </w:tc>
+      </w:tr>
+      <w:tr>
+        <w:tc>
+          <w:tcPr>
+            <w:tcW w:type="dxa" w:w="2050"/>
+          </w:tcPr>
+          <w:p>
+            <w:pPr>
+              <w:pStyle w:val="Compact"/>
+              <w:jc w:val="left"/>
+            </w:pPr>
+            <w:r>
+              <w:t xml:space="preserve">หน้าเว็บ</w:t>
+            </w:r>
+          </w:p>
+        </w:tc>
+        <w:tc>
+          <w:tcPr>
+            <w:tcW w:type="dxa" w:w="4361"/>
+          </w:tcPr>
+          <w:p>
+            <w:pPr>
+              <w:pStyle w:val="Compact"/>
+              <w:jc w:val="left"/>
+            </w:pPr>
+            <w:r>
+              <w:t xml:space="preserve">ป้ายแบต Host และการ์ดเตียงขึ้นคำว่า</w:t>
+            </w:r>
+            <w:r>
+              <w:t xml:space="preserve"> </w:t>
+            </w:r>
+            <w:r>
+              <w:t xml:space="preserve">“</w:t>
+            </w:r>
+            <w:r>
+              <w:t xml:space="preserve">แบตต่ำ</w:t>
+            </w:r>
+            <w:r>
+              <w:t xml:space="preserve">”</w:t>
+            </w:r>
+            <w:r>
+              <w:t xml:space="preserve"> </w:t>
+            </w:r>
+            <w:r>
+              <w:t xml:space="preserve">สีแดง</w:t>
+            </w:r>
+          </w:p>
+        </w:tc>
+        <w:tc>
+          <w:tcPr>
+            <w:tcW w:type="dxa" w:w="2660"/>
+          </w:tcPr>
+          <w:p>
+            <w:pPr>
+              <w:pStyle w:val="Compact"/>
+              <w:jc w:val="left"/>
+            </w:pPr>
+            <w:r>
+              <w:t xml:space="preserve">“</w:t>
+            </w:r>
+            <w:r>
+              <w:t xml:space="preserve">แบตใกล้หมด ต้องชาร์จทันที</w:t>
+            </w:r>
+            <w:r>
+              <w:t xml:space="preserve">”</w:t>
+            </w:r>
+          </w:p>
+        </w:tc>
+      </w:tr>
+      <w:tr>
+        <w:tc>
+          <w:tcPr>
+            <w:tcW w:type="dxa" w:w="2050"/>
+          </w:tcPr>
+          <w:p>
+            <w:pPr>
+              <w:pStyle w:val="Compact"/>
+              <w:jc w:val="left"/>
+            </w:pPr>
+            <w:r>
+              <w:t xml:space="preserve">เสียง Host</w:t>
+            </w:r>
+          </w:p>
+        </w:tc>
+        <w:tc>
+          <w:tcPr>
+            <w:tcW w:type="dxa" w:w="4361"/>
+          </w:tcPr>
+          <w:p>
+            <w:pPr>
+              <w:pStyle w:val="Compact"/>
+              <w:jc w:val="left"/>
+            </w:pPr>
+            <w:r>
+              <w:t xml:space="preserve">เสียงต่ำสองครั้ง ซ้ำทุก 5 นาที</w:t>
+            </w:r>
+          </w:p>
+        </w:tc>
+        <w:tc>
+          <w:tcPr>
+            <w:tcW w:type="dxa" w:w="2660"/>
+          </w:tcPr>
+          <w:p>
+            <w:pPr>
+              <w:pStyle w:val="Compact"/>
+              <w:jc w:val="left"/>
+            </w:pPr>
+            <w:r>
+              <w:t xml:space="preserve">ซ้ำทุก 1 นาที</w:t>
+            </w:r>
+          </w:p>
+        </w:tc>
+      </w:tr>
+      <w:tr>
+        <w:tc>
+          <w:tcPr>
+            <w:tcW w:type="dxa" w:w="2050"/>
+          </w:tcPr>
+          <w:p>
+            <w:pPr>
+              <w:pStyle w:val="Compact"/>
+              <w:jc w:val="left"/>
+            </w:pPr>
+            <w:r>
+              <w:t xml:space="preserve">Station-C3-OLED</w:t>
+            </w:r>
+          </w:p>
+        </w:tc>
+        <w:tc>
+          <w:tcPr>
+            <w:tcW w:type="dxa" w:w="4361"/>
+          </w:tcPr>
+          <w:p>
+            <w:pPr>
+              <w:pStyle w:val="Compact"/>
+              <w:jc w:val="left"/>
+            </w:pPr>
+            <w:r>
+              <w:t xml:space="preserve">หัวจอ: นาฬิกาสลับกับ LOW BAT / หน้าสถานะต่อท้าย LOW / เสียงสองครั้งทุก 5 นาที</w:t>
+            </w:r>
+          </w:p>
+        </w:tc>
+        <w:tc>
+          <w:tcPr>
+            <w:tcW w:type="dxa" w:w="2660"/>
+          </w:tcPr>
+          <w:p>
+            <w:pPr>
+              <w:pStyle w:val="Compact"/>
+              <w:jc w:val="left"/>
+            </w:pPr>
+            <w:r>
+              <w:t xml:space="preserve">LOW BAT ค้าง / CRIT / ทุก 1 นาที</w:t>
+            </w:r>
+          </w:p>
+        </w:tc>
+      </w:tr>
+    </w:tbl>
+    <w:p>
+      <w:pPr>
+        <w:pStyle w:val="BodyText"/>
+      </w:pPr>
+      <w:r>
+        <w:t xml:space="preserve">เสียงเตือนแบตไม่ดังทับเหตุวิกฤตทางคลินิก และไม่มีปุ่มรับทราบ เพราะเสียบสายชาร์จแล้วแรงดันขึ้นพ้นเกณฑ์ เสียงจะหยุดเอง</w:t>
+      </w:r>
+      <w:r>
+        <w:t xml:space="preserve"> </w:t>
+      </w:r>
+      <w:r>
+        <w:rPr>
+          <w:bCs/>
+          <w:b/>
+        </w:rPr>
+        <w:t xml:space="preserve">ยังไม่ได้ทำ:</w:t>
+      </w:r>
+      <w:r>
+        <w:t xml:space="preserve"> </w:t>
+      </w:r>
+      <w:r>
+        <w:t xml:space="preserve">การปิดเครื่องลง deep sleep อัตโนมัติที่ 3.50 V ตั้งใจไม่ทำ เพราะเครื่องที่ดับเองระหว่างให้สารน้ำ</w:t>
+      </w:r>
+      <w:r>
+        <w:t xml:space="preserve"> </w:t>
+      </w:r>
+      <w:r>
+        <w:t xml:space="preserve">จะหยุดเฝ้าผู้ป่วยทันที ส่วนเมื่อเครื่องดับจริง Host มีเตือน LOST อยู่แล้ว</w:t>
+      </w:r>
+      <w:r>
+        <w:t xml:space="preserve"> </w:t>
+      </w:r>
+      <w:r>
+        <w:t xml:space="preserve">และสาย Station หลัก (ESP32-S3 + TFT) ยังไม่วัดแบต จึงยังไม่มีเตือนแบตต่ำจนกว่าจะต่อตัวแบ่งแรงดันและเปิด</w:t>
+      </w:r>
+      <w:r>
+        <w:t xml:space="preserve"> </w:t>
+      </w:r>
+      <w:r>
+        <w:rPr>
+          <w:rStyle w:val="VerbatimChar"/>
+        </w:rPr>
+        <w:t xml:space="preserve">STATION_BAT_ADC_PIN</w:t>
+      </w:r>
+    </w:p>
+    <w:p>
+      <w:pPr>
+        <w:pStyle w:val="BodyText"/>
       </w:pPr>
       <w:r>
         <w:t xml:space="preserve">ข้อ 1–4 แตะไฟล์</w:t>
